--- a/architecture-research/stage-01-knowledge-graph/stage_01_technical_stack.docx
+++ b/architecture-research/stage-01-knowledge-graph/stage_01_technical_stack.docx
@@ -26,7 +26,7 @@
           <w:sz w:val="22"/>
           <w:szCs w:val="22"/>
         </w:rPr>
-        <w:t xml:space="preserve">Financial Knowledge Graph &amp; Adaptive Questioning</w:t>
+        <w:t xml:space="preserve">Financial Knowledge Graph &amp; Adaptive Questioning (v1.1)</w:t>
       </w:r>
     </w:p>
     <w:p>
@@ -42,7 +42,7 @@
           <w:sz w:val="18"/>
           <w:szCs w:val="18"/>
         </w:rPr>
-        <w:t xml:space="preserve">DecisionTwin — HackPSU Fall 2026 (FNB Challenge · Nittany AI Challenge) · Architecture research deliverable · 2026-10-24</w:t>
+        <w:t xml:space="preserve">DecisionTwin — HackPSU Fall 2026 (FNB Challenge · Nittany AI Challenge) · Architecture v1.1 (post-audit) · 2026-10-24</w:t>
       </w:r>
     </w:p>
     <w:p>
@@ -51,6 +51,622 @@
         <w:spacing w:after="160" w:before="360"/>
       </w:pPr>
       <w:r>
+        <w:t xml:space="preserve">0. Version 1.1 audit revision</w:t>
+      </w:r>
+    </w:p>
+    <w:p>
+      <w:pPr>
+        <w:spacing w:after="120"/>
+      </w:pPr>
+      <w:r>
+        <w:t xml:space="preserve">This specification was revised after the six-stage architecture audit of 2026-10-24 (review: reviews/stage_01_review.md; authoritative schemas: supervisor/api_and_data_contracts.md v1.1). The table lists what changed and why; the sections below reflect v1.1.</w:t>
+      </w:r>
+    </w:p>
+    <w:tbl>
+      <w:tblPr>
+        <w:tblW w:type="dxa" w:w="9360"/>
+        <w:tblBorders>
+          <w:top w:val="single" w:color="auto" w:sz="4"/>
+          <w:left w:val="single" w:color="auto" w:sz="4"/>
+          <w:bottom w:val="single" w:color="auto" w:sz="4"/>
+          <w:right w:val="single" w:color="auto" w:sz="4"/>
+          <w:insideH w:val="single" w:color="auto" w:sz="4"/>
+          <w:insideV w:val="single" w:color="auto" w:sz="4"/>
+        </w:tblBorders>
+      </w:tblPr>
+      <w:tblGrid>
+        <w:gridCol w:w="1300"/>
+        <w:gridCol w:w="4200"/>
+        <w:gridCol w:w="3860"/>
+      </w:tblGrid>
+      <w:tr>
+        <w:trPr>
+          <w:tblHeader/>
+        </w:trPr>
+        <w:tc>
+          <w:tcPr>
+            <w:tcW w:type="dxa" w:w="1300"/>
+            <w:tcBorders>
+              <w:top w:val="single" w:color="BFBFBF" w:sz="4"/>
+              <w:left w:val="single" w:color="BFBFBF" w:sz="4"/>
+              <w:bottom w:val="single" w:color="BFBFBF" w:sz="4"/>
+              <w:right w:val="single" w:color="BFBFBF" w:sz="4"/>
+            </w:tcBorders>
+            <w:shd w:fill="DCE6F1" w:color="auto" w:val="clear"/>
+            <w:tcMar>
+              <w:top w:type="dxa" w:w="60"/>
+              <w:left w:type="dxa" w:w="100"/>
+              <w:bottom w:type="dxa" w:w="60"/>
+              <w:right w:type="dxa" w:w="100"/>
+            </w:tcMar>
+          </w:tcPr>
+          <w:p>
+            <w:pPr>
+              <w:spacing w:after="0"/>
+            </w:pPr>
+            <w:r>
+              <w:rPr>
+                <w:b/>
+                <w:bCs/>
+                <w:sz w:val="19"/>
+                <w:szCs w:val="19"/>
+              </w:rPr>
+              <w:t xml:space="preserve">Change</w:t>
+            </w:r>
+          </w:p>
+        </w:tc>
+        <w:tc>
+          <w:tcPr>
+            <w:tcW w:type="dxa" w:w="4200"/>
+            <w:tcBorders>
+              <w:top w:val="single" w:color="BFBFBF" w:sz="4"/>
+              <w:left w:val="single" w:color="BFBFBF" w:sz="4"/>
+              <w:bottom w:val="single" w:color="BFBFBF" w:sz="4"/>
+              <w:right w:val="single" w:color="BFBFBF" w:sz="4"/>
+            </w:tcBorders>
+            <w:shd w:fill="DCE6F1" w:color="auto" w:val="clear"/>
+            <w:tcMar>
+              <w:top w:type="dxa" w:w="60"/>
+              <w:left w:type="dxa" w:w="100"/>
+              <w:bottom w:type="dxa" w:w="60"/>
+              <w:right w:type="dxa" w:w="100"/>
+            </w:tcMar>
+          </w:tcPr>
+          <w:p>
+            <w:pPr>
+              <w:spacing w:after="0"/>
+            </w:pPr>
+            <w:r>
+              <w:rPr>
+                <w:b/>
+                <w:bCs/>
+                <w:sz w:val="19"/>
+                <w:szCs w:val="19"/>
+              </w:rPr>
+              <w:t xml:space="preserve">What changed</w:t>
+            </w:r>
+          </w:p>
+        </w:tc>
+        <w:tc>
+          <w:tcPr>
+            <w:tcW w:type="dxa" w:w="3860"/>
+            <w:tcBorders>
+              <w:top w:val="single" w:color="BFBFBF" w:sz="4"/>
+              <w:left w:val="single" w:color="BFBFBF" w:sz="4"/>
+              <w:bottom w:val="single" w:color="BFBFBF" w:sz="4"/>
+              <w:right w:val="single" w:color="BFBFBF" w:sz="4"/>
+            </w:tcBorders>
+            <w:shd w:fill="DCE6F1" w:color="auto" w:val="clear"/>
+            <w:tcMar>
+              <w:top w:type="dxa" w:w="60"/>
+              <w:left w:type="dxa" w:w="100"/>
+              <w:bottom w:type="dxa" w:w="60"/>
+              <w:right w:type="dxa" w:w="100"/>
+            </w:tcMar>
+          </w:tcPr>
+          <w:p>
+            <w:pPr>
+              <w:spacing w:after="0"/>
+            </w:pPr>
+            <w:r>
+              <w:rPr>
+                <w:b/>
+                <w:bCs/>
+                <w:sz w:val="19"/>
+                <w:szCs w:val="19"/>
+              </w:rPr>
+              <w:t xml:space="preserve">Why</w:t>
+            </w:r>
+          </w:p>
+        </w:tc>
+      </w:tr>
+      <w:tr>
+        <w:tc>
+          <w:tcPr>
+            <w:tcW w:type="dxa" w:w="1300"/>
+            <w:tcBorders>
+              <w:top w:val="single" w:color="BFBFBF" w:sz="4"/>
+              <w:left w:val="single" w:color="BFBFBF" w:sz="4"/>
+              <w:bottom w:val="single" w:color="BFBFBF" w:sz="4"/>
+              <w:right w:val="single" w:color="BFBFBF" w:sz="4"/>
+            </w:tcBorders>
+            <w:tcMar>
+              <w:top w:type="dxa" w:w="60"/>
+              <w:left w:type="dxa" w:w="100"/>
+              <w:bottom w:type="dxa" w:w="60"/>
+              <w:right w:type="dxa" w:w="100"/>
+            </w:tcMar>
+          </w:tcPr>
+          <w:p>
+            <w:pPr>
+              <w:spacing w:after="0"/>
+            </w:pPr>
+            <w:r>
+              <w:rPr>
+                <w:b w:val="false"/>
+                <w:bCs w:val="false"/>
+                <w:sz w:val="19"/>
+                <w:szCs w:val="19"/>
+              </w:rPr>
+              <w:t xml:space="preserve">CH-12</w:t>
+            </w:r>
+          </w:p>
+        </w:tc>
+        <w:tc>
+          <w:tcPr>
+            <w:tcW w:type="dxa" w:w="4200"/>
+            <w:tcBorders>
+              <w:top w:val="single" w:color="BFBFBF" w:sz="4"/>
+              <w:left w:val="single" w:color="BFBFBF" w:sz="4"/>
+              <w:bottom w:val="single" w:color="BFBFBF" w:sz="4"/>
+              <w:right w:val="single" w:color="BFBFBF" w:sz="4"/>
+            </w:tcBorders>
+            <w:tcMar>
+              <w:top w:type="dxa" w:w="60"/>
+              <w:left w:type="dxa" w:w="100"/>
+              <w:bottom w:type="dxa" w:w="60"/>
+              <w:right w:type="dxa" w:w="100"/>
+            </w:tcMar>
+          </w:tcPr>
+          <w:p>
+            <w:pPr>
+              <w:spacing w:after="0"/>
+            </w:pPr>
+            <w:r>
+              <w:rPr>
+                <w:b w:val="false"/>
+                <w:bCs w:val="false"/>
+                <w:sz w:val="19"/>
+                <w:szCs w:val="19"/>
+              </w:rPr>
+              <w:t xml:space="preserve">Per-analysis readiness and blocking-first priority replace the additive score and the global sensitivity stop rule</w:t>
+            </w:r>
+          </w:p>
+        </w:tc>
+        <w:tc>
+          <w:tcPr>
+            <w:tcW w:type="dxa" w:w="3860"/>
+            <w:tcBorders>
+              <w:top w:val="single" w:color="BFBFBF" w:sz="4"/>
+              <w:left w:val="single" w:color="BFBFBF" w:sz="4"/>
+              <w:bottom w:val="single" w:color="BFBFBF" w:sz="4"/>
+              <w:right w:val="single" w:color="BFBFBF" w:sz="4"/>
+            </w:tcBorders>
+            <w:tcMar>
+              <w:top w:type="dxa" w:w="60"/>
+              <w:left w:type="dxa" w:w="100"/>
+              <w:bottom w:type="dxa" w:w="60"/>
+              <w:right w:type="dxa" w:w="100"/>
+            </w:tcMar>
+          </w:tcPr>
+          <w:p>
+            <w:pPr>
+              <w:spacing w:after="0"/>
+            </w:pPr>
+            <w:r>
+              <w:rPr>
+                <w:b w:val="false"/>
+                <w:bCs w:val="false"/>
+                <w:sz w:val="19"/>
+                <w:szCs w:val="19"/>
+              </w:rPr>
+              <w:t xml:space="preserve">Optional questions could outrank required ones; the v1.0 stop rule contradicted its own persona example</w:t>
+            </w:r>
+          </w:p>
+        </w:tc>
+      </w:tr>
+      <w:tr>
+        <w:tc>
+          <w:tcPr>
+            <w:tcW w:type="dxa" w:w="1300"/>
+            <w:tcBorders>
+              <w:top w:val="single" w:color="BFBFBF" w:sz="4"/>
+              <w:left w:val="single" w:color="BFBFBF" w:sz="4"/>
+              <w:bottom w:val="single" w:color="BFBFBF" w:sz="4"/>
+              <w:right w:val="single" w:color="BFBFBF" w:sz="4"/>
+            </w:tcBorders>
+            <w:tcMar>
+              <w:top w:type="dxa" w:w="60"/>
+              <w:left w:type="dxa" w:w="100"/>
+              <w:bottom w:type="dxa" w:w="60"/>
+              <w:right w:type="dxa" w:w="100"/>
+            </w:tcMar>
+          </w:tcPr>
+          <w:p>
+            <w:pPr>
+              <w:spacing w:after="0"/>
+            </w:pPr>
+            <w:r>
+              <w:rPr>
+                <w:b w:val="false"/>
+                <w:bCs w:val="false"/>
+                <w:sz w:val="19"/>
+                <w:szCs w:val="19"/>
+              </w:rPr>
+              <w:t xml:space="preserve">CH-09, CH-13</w:t>
+            </w:r>
+          </w:p>
+        </w:tc>
+        <w:tc>
+          <w:tcPr>
+            <w:tcW w:type="dxa" w:w="4200"/>
+            <w:tcBorders>
+              <w:top w:val="single" w:color="BFBFBF" w:sz="4"/>
+              <w:left w:val="single" w:color="BFBFBF" w:sz="4"/>
+              <w:bottom w:val="single" w:color="BFBFBF" w:sz="4"/>
+              <w:right w:val="single" w:color="BFBFBF" w:sz="4"/>
+            </w:tcBorders>
+            <w:tcMar>
+              <w:top w:type="dxa" w:w="60"/>
+              <w:left w:type="dxa" w:w="100"/>
+              <w:bottom w:type="dxa" w:w="60"/>
+              <w:right w:type="dxa" w:w="100"/>
+            </w:tcMar>
+          </w:tcPr>
+          <w:p>
+            <w:pPr>
+              <w:spacing w:after="0"/>
+            </w:pPr>
+            <w:r>
+              <w:rPr>
+                <w:b w:val="false"/>
+                <w:bCs w:val="false"/>
+                <w:sz w:val="19"/>
+                <w:szCs w:val="19"/>
+              </w:rPr>
+              <w:t xml:space="preserve">Fact state = status × verification; declined state</w:t>
+            </w:r>
+          </w:p>
+        </w:tc>
+        <w:tc>
+          <w:tcPr>
+            <w:tcW w:type="dxa" w:w="3860"/>
+            <w:tcBorders>
+              <w:top w:val="single" w:color="BFBFBF" w:sz="4"/>
+              <w:left w:val="single" w:color="BFBFBF" w:sz="4"/>
+              <w:bottom w:val="single" w:color="BFBFBF" w:sz="4"/>
+              <w:right w:val="single" w:color="BFBFBF" w:sz="4"/>
+            </w:tcBorders>
+            <w:tcMar>
+              <w:top w:type="dxa" w:w="60"/>
+              <w:left w:type="dxa" w:w="100"/>
+              <w:bottom w:type="dxa" w:w="60"/>
+              <w:right w:type="dxa" w:w="100"/>
+            </w:tcMar>
+          </w:tcPr>
+          <w:p>
+            <w:pPr>
+              <w:spacing w:after="0"/>
+            </w:pPr>
+            <w:r>
+              <w:rPr>
+                <w:b w:val="false"/>
+                <w:bCs w:val="false"/>
+                <w:sz w:val="19"/>
+                <w:szCs w:val="19"/>
+              </w:rPr>
+              <w:t xml:space="preserve">User confirmation is not verification; skipped questions looped</w:t>
+            </w:r>
+          </w:p>
+        </w:tc>
+      </w:tr>
+      <w:tr>
+        <w:tc>
+          <w:tcPr>
+            <w:tcW w:type="dxa" w:w="1300"/>
+            <w:tcBorders>
+              <w:top w:val="single" w:color="BFBFBF" w:sz="4"/>
+              <w:left w:val="single" w:color="BFBFBF" w:sz="4"/>
+              <w:bottom w:val="single" w:color="BFBFBF" w:sz="4"/>
+              <w:right w:val="single" w:color="BFBFBF" w:sz="4"/>
+            </w:tcBorders>
+            <w:tcMar>
+              <w:top w:type="dxa" w:w="60"/>
+              <w:left w:type="dxa" w:w="100"/>
+              <w:bottom w:type="dxa" w:w="60"/>
+              <w:right w:type="dxa" w:w="100"/>
+            </w:tcMar>
+          </w:tcPr>
+          <w:p>
+            <w:pPr>
+              <w:spacing w:after="0"/>
+            </w:pPr>
+            <w:r>
+              <w:rPr>
+                <w:b w:val="false"/>
+                <w:bCs w:val="false"/>
+                <w:sz w:val="19"/>
+                <w:szCs w:val="19"/>
+              </w:rPr>
+              <w:t xml:space="preserve">CH-10, CH-11</w:t>
+            </w:r>
+          </w:p>
+        </w:tc>
+        <w:tc>
+          <w:tcPr>
+            <w:tcW w:type="dxa" w:w="4200"/>
+            <w:tcBorders>
+              <w:top w:val="single" w:color="BFBFBF" w:sz="4"/>
+              <w:left w:val="single" w:color="BFBFBF" w:sz="4"/>
+              <w:bottom w:val="single" w:color="BFBFBF" w:sz="4"/>
+              <w:right w:val="single" w:color="BFBFBF" w:sz="4"/>
+            </w:tcBorders>
+            <w:tcMar>
+              <w:top w:type="dxa" w:w="60"/>
+              <w:left w:type="dxa" w:w="100"/>
+              <w:bottom w:type="dxa" w:w="60"/>
+              <w:right w:type="dxa" w:w="100"/>
+            </w:tcMar>
+          </w:tcPr>
+          <w:p>
+            <w:pPr>
+              <w:spacing w:after="0"/>
+            </w:pPr>
+            <w:r>
+              <w:rPr>
+                <w:b w:val="false"/>
+                <w:bCs w:val="false"/>
+                <w:sz w:val="19"/>
+                <w:szCs w:val="19"/>
+              </w:rPr>
+              <w:t xml:space="preserve">Deficit acknowledgement (H01) instead of a contradiction rule; debt items with their own status</w:t>
+            </w:r>
+          </w:p>
+        </w:tc>
+        <w:tc>
+          <w:tcPr>
+            <w:tcW w:type="dxa" w:w="3860"/>
+            <w:tcBorders>
+              <w:top w:val="single" w:color="BFBFBF" w:sz="4"/>
+              <w:left w:val="single" w:color="BFBFBF" w:sz="4"/>
+              <w:bottom w:val="single" w:color="BFBFBF" w:sz="4"/>
+              <w:right w:val="single" w:color="BFBFBF" w:sz="4"/>
+            </w:tcBorders>
+            <w:tcMar>
+              <w:top w:type="dxa" w:w="60"/>
+              <w:left w:type="dxa" w:w="100"/>
+              <w:bottom w:type="dxa" w:w="60"/>
+              <w:right w:type="dxa" w:w="100"/>
+            </w:tcMar>
+          </w:tcPr>
+          <w:p>
+            <w:pPr>
+              <w:spacing w:after="0"/>
+            </w:pPr>
+            <w:r>
+              <w:rPr>
+                <w:b w:val="false"/>
+                <w:bCs w:val="false"/>
+                <w:sz w:val="19"/>
+                <w:szCs w:val="19"/>
+              </w:rPr>
+              <w:t xml:space="preserve">Real hardship was treated as bad data; missing debt payments could be summed as zero</w:t>
+            </w:r>
+          </w:p>
+        </w:tc>
+      </w:tr>
+      <w:tr>
+        <w:tc>
+          <w:tcPr>
+            <w:tcW w:type="dxa" w:w="1300"/>
+            <w:tcBorders>
+              <w:top w:val="single" w:color="BFBFBF" w:sz="4"/>
+              <w:left w:val="single" w:color="BFBFBF" w:sz="4"/>
+              <w:bottom w:val="single" w:color="BFBFBF" w:sz="4"/>
+              <w:right w:val="single" w:color="BFBFBF" w:sz="4"/>
+            </w:tcBorders>
+            <w:tcMar>
+              <w:top w:type="dxa" w:w="60"/>
+              <w:left w:type="dxa" w:w="100"/>
+              <w:bottom w:type="dxa" w:w="60"/>
+              <w:right w:type="dxa" w:w="100"/>
+            </w:tcMar>
+          </w:tcPr>
+          <w:p>
+            <w:pPr>
+              <w:spacing w:after="0"/>
+            </w:pPr>
+            <w:r>
+              <w:rPr>
+                <w:b w:val="false"/>
+                <w:bCs w:val="false"/>
+                <w:sz w:val="19"/>
+                <w:szCs w:val="19"/>
+              </w:rPr>
+              <w:t xml:space="preserve">CH-05, CH-15, CH-16</w:t>
+            </w:r>
+          </w:p>
+        </w:tc>
+        <w:tc>
+          <w:tcPr>
+            <w:tcW w:type="dxa" w:w="4200"/>
+            <w:tcBorders>
+              <w:top w:val="single" w:color="BFBFBF" w:sz="4"/>
+              <w:left w:val="single" w:color="BFBFBF" w:sz="4"/>
+              <w:bottom w:val="single" w:color="BFBFBF" w:sz="4"/>
+              <w:right w:val="single" w:color="BFBFBF" w:sz="4"/>
+            </w:tcBorders>
+            <w:tcMar>
+              <w:top w:type="dxa" w:w="60"/>
+              <w:left w:type="dxa" w:w="100"/>
+              <w:bottom w:type="dxa" w:w="60"/>
+              <w:right w:type="dxa" w:w="100"/>
+            </w:tcMar>
+          </w:tcPr>
+          <w:p>
+            <w:pPr>
+              <w:spacing w:after="0"/>
+            </w:pPr>
+            <w:r>
+              <w:rPr>
+                <w:b w:val="false"/>
+                <w:bCs w:val="false"/>
+                <w:sz w:val="19"/>
+                <w:szCs w:val="19"/>
+              </w:rPr>
+              <w:t xml:space="preserve">New facts: replaces current vehicle, current vehicle costs, debts paid off by the transaction, down-payment source, low-month income</w:t>
+            </w:r>
+          </w:p>
+        </w:tc>
+        <w:tc>
+          <w:tcPr>
+            <w:tcW w:type="dxa" w:w="3860"/>
+            <w:tcBorders>
+              <w:top w:val="single" w:color="BFBFBF" w:sz="4"/>
+              <w:left w:val="single" w:color="BFBFBF" w:sz="4"/>
+              <w:bottom w:val="single" w:color="BFBFBF" w:sz="4"/>
+              <w:right w:val="single" w:color="BFBFBF" w:sz="4"/>
+            </w:tcBorders>
+            <w:tcMar>
+              <w:top w:type="dxa" w:w="60"/>
+              <w:left w:type="dxa" w:w="100"/>
+              <w:bottom w:type="dxa" w:w="60"/>
+              <w:right w:type="dxa" w:w="100"/>
+            </w:tcMar>
+          </w:tcPr>
+          <w:p>
+            <w:pPr>
+              <w:spacing w:after="0"/>
+            </w:pPr>
+            <w:r>
+              <w:rPr>
+                <w:b w:val="false"/>
+                <w:bCs w:val="false"/>
+                <w:sz w:val="19"/>
+                <w:szCs w:val="19"/>
+              </w:rPr>
+              <w:t xml:space="preserve">Prevents double counting; supports correct reserve and stress math</w:t>
+            </w:r>
+          </w:p>
+        </w:tc>
+      </w:tr>
+      <w:tr>
+        <w:tc>
+          <w:tcPr>
+            <w:tcW w:type="dxa" w:w="1300"/>
+            <w:tcBorders>
+              <w:top w:val="single" w:color="BFBFBF" w:sz="4"/>
+              <w:left w:val="single" w:color="BFBFBF" w:sz="4"/>
+              <w:bottom w:val="single" w:color="BFBFBF" w:sz="4"/>
+              <w:right w:val="single" w:color="BFBFBF" w:sz="4"/>
+            </w:tcBorders>
+            <w:tcMar>
+              <w:top w:type="dxa" w:w="60"/>
+              <w:left w:type="dxa" w:w="100"/>
+              <w:bottom w:type="dxa" w:w="60"/>
+              <w:right w:type="dxa" w:w="100"/>
+            </w:tcMar>
+          </w:tcPr>
+          <w:p>
+            <w:pPr>
+              <w:spacing w:after="0"/>
+            </w:pPr>
+            <w:r>
+              <w:rPr>
+                <w:b w:val="false"/>
+                <w:bCs w:val="false"/>
+                <w:sz w:val="19"/>
+                <w:szCs w:val="19"/>
+              </w:rPr>
+              <w:t xml:space="preserve">CH-14</w:t>
+            </w:r>
+          </w:p>
+        </w:tc>
+        <w:tc>
+          <w:tcPr>
+            <w:tcW w:type="dxa" w:w="4200"/>
+            <w:tcBorders>
+              <w:top w:val="single" w:color="BFBFBF" w:sz="4"/>
+              <w:left w:val="single" w:color="BFBFBF" w:sz="4"/>
+              <w:bottom w:val="single" w:color="BFBFBF" w:sz="4"/>
+              <w:right w:val="single" w:color="BFBFBF" w:sz="4"/>
+            </w:tcBorders>
+            <w:tcMar>
+              <w:top w:type="dxa" w:w="60"/>
+              <w:left w:type="dxa" w:w="100"/>
+              <w:bottom w:type="dxa" w:w="60"/>
+              <w:right w:type="dxa" w:w="100"/>
+            </w:tcMar>
+          </w:tcPr>
+          <w:p>
+            <w:pPr>
+              <w:spacing w:after="0"/>
+            </w:pPr>
+            <w:r>
+              <w:rPr>
+                <w:b w:val="false"/>
+                <w:bCs w:val="false"/>
+                <w:sz w:val="19"/>
+                <w:szCs w:val="19"/>
+              </w:rPr>
+              <w:t xml:space="preserve">Two-track intake: offer extracted in parallel; loan terms never asked as questions</w:t>
+            </w:r>
+          </w:p>
+        </w:tc>
+        <w:tc>
+          <w:tcPr>
+            <w:tcW w:type="dxa" w:w="3860"/>
+            <w:tcBorders>
+              <w:top w:val="single" w:color="BFBFBF" w:sz="4"/>
+              <w:left w:val="single" w:color="BFBFBF" w:sz="4"/>
+              <w:bottom w:val="single" w:color="BFBFBF" w:sz="4"/>
+              <w:right w:val="single" w:color="BFBFBF" w:sz="4"/>
+            </w:tcBorders>
+            <w:tcMar>
+              <w:top w:type="dxa" w:w="60"/>
+              <w:left w:type="dxa" w:w="100"/>
+              <w:bottom w:type="dxa" w:w="60"/>
+              <w:right w:type="dxa" w:w="100"/>
+            </w:tcMar>
+          </w:tcPr>
+          <w:p>
+            <w:pPr>
+              <w:spacing w:after="0"/>
+            </w:pPr>
+            <w:r>
+              <w:rPr>
+                <w:b w:val="false"/>
+                <w:bCs w:val="false"/>
+                <w:sz w:val="19"/>
+                <w:szCs w:val="19"/>
+              </w:rPr>
+              <w:t xml:space="preserve">Removes serialized latency; readiness is knowable during the interview</w:t>
+            </w:r>
+          </w:p>
+        </w:tc>
+      </w:tr>
+    </w:tbl>
+    <w:p>
+      <w:pPr>
+        <w:spacing w:after="120"/>
+      </w:pPr>
+    </w:p>
+    <w:p>
+      <w:pPr>
+        <w:pStyle w:val="Heading1"/>
+        <w:spacing w:after="160" w:before="360"/>
+      </w:pPr>
+      <w:r>
         <w:t xml:space="preserve">1. Stage overview</w:t>
       </w:r>
     </w:p>
@@ -59,7 +675,7 @@
         <w:spacing w:after="120"/>
       </w:pPr>
       <w:r>
-        <w:t xml:space="preserve">Stage 1 decides which question to ask next and when to stop. It represents financial facts in an append-only ledger with provenance, models dependencies between facts and metrics as a typed directed acyclic graph, and ranks candidate questions by requirement tier, bound-substitution sensitivity (computed with the Stage 3 engine), user effort and privacy cost. The only AI use is parsing free-text answers into typed facts with a schema-constrained call; a typed input widget is the deterministic fallback.</w:t>
+        <w:t xml:space="preserve">Stage 1 decides which question to ask next and when core questioning is complete. It keeps financial facts in an append-only ledger with provenance and a separate verification level, derives a typed dependency graph from the engine's required-inputs map, computes readiness for each analysis the user selected, and asks blocking questions (those that unlock a selected analysis) before optional refinements. The only AI use is parsing free-text answers (paid data mode only); typed widgets are the deterministic fallback.</w:t>
       </w:r>
     </w:p>
     <w:p>
@@ -248,7 +864,7 @@
                 <w:sz w:val="19"/>
                 <w:szCs w:val="19"/>
               </w:rPr>
-              <w:t xml:space="preserve">NetworkX DiGraph loaded from ontology.yaml</w:t>
+              <w:t xml:space="preserve">NetworkX DiGraph generated from ontology.yaml and the engine REQUIRED_INPUTS map</w:t>
             </w:r>
           </w:p>
         </w:tc>
@@ -279,7 +895,7 @@
                 <w:sz w:val="19"/>
                 <w:szCs w:val="19"/>
               </w:rPr>
-              <w:t xml:space="preserve">About 40 nodes and 90 edges; needs only reachability and topological utilities; zero infrastructure; exportable for the "why we ask" view</w:t>
+              <w:t xml:space="preserve">About 40 nodes; reachability only; cannot drift from engine needs</w:t>
             </w:r>
           </w:p>
         </w:tc>
@@ -343,7 +959,7 @@
                 <w:sz w:val="19"/>
                 <w:szCs w:val="19"/>
               </w:rPr>
-              <w:t xml:space="preserve">SQLite table via SQLModel (append-only)</w:t>
+              <w:t xml:space="preserve">SQLite via SQLModel (append-only ledger with status and verification)</w:t>
             </w:r>
           </w:p>
         </w:tc>
@@ -374,7 +990,7 @@
                 <w:sz w:val="19"/>
                 <w:szCs w:val="19"/>
               </w:rPr>
-              <w:t xml:space="preserve">Provenance and supersession history with no server; same models port to Postgres</w:t>
+              <w:t xml:space="preserve">Provenance, supersession and verification history with no server</w:t>
             </w:r>
           </w:p>
         </w:tc>
@@ -533,7 +1149,7 @@
                 <w:sz w:val="19"/>
                 <w:szCs w:val="19"/>
               </w:rPr>
-              <w:t xml:space="preserve">Gemini API structured output (JSON Schema)</w:t>
+              <w:t xml:space="preserve">Gemini structured output (JSON Schema), paid data mode only</w:t>
             </w:r>
           </w:p>
         </w:tc>
@@ -564,7 +1180,7 @@
                 <w:sz w:val="19"/>
                 <w:szCs w:val="19"/>
               </w:rPr>
-              <w:t xml:space="preserve">Reliable typed extraction from free text; verified capability 2026-10-24</w:t>
+              <w:t xml:space="preserve">Typed extraction from free text; unpaid-tier terms prohibit sensitive data</w:t>
             </w:r>
           </w:p>
         </w:tc>
@@ -597,7 +1213,7 @@
                 <w:sz w:val="19"/>
                 <w:szCs w:val="19"/>
               </w:rPr>
-              <w:t xml:space="preserve">Ranking</w:t>
+              <w:t xml:space="preserve">Priority and readiness</w:t>
             </w:r>
           </w:p>
         </w:tc>
@@ -628,7 +1244,7 @@
                 <w:sz w:val="19"/>
                 <w:szCs w:val="19"/>
               </w:rPr>
-              <w:t xml:space="preserve">Pure Python scoring function with config weights</w:t>
+              <w:t xml:space="preserve">Pure Python: AnalysisReadiness; sort by (blocking, dependency order, key)</w:t>
             </w:r>
           </w:p>
         </w:tc>
@@ -659,7 +1275,7 @@
                 <w:sz w:val="19"/>
                 <w:szCs w:val="19"/>
               </w:rPr>
-              <w:t xml:space="preserve">Deterministic, auditable score breakdown stored per question</w:t>
+              <w:t xml:space="preserve">Deterministic; required questions can never be outranked; no designer bounds in ranking</w:t>
             </w:r>
           </w:p>
         </w:tc>
@@ -1346,7 +1962,7 @@
         <w:spacing w:after="60"/>
       </w:pPr>
       <w:r>
-        <w:t xml:space="preserve">Candidate set: facts with status missing or estimated that reach an uncomputable or sensitive metric.</w:t>
+        <w:t xml:space="preserve">Readiness: for each selected analysis (loan cost, cash-flow impact, reserve impact, stress test, alternatives, DTI, equity timeline), list required facts and which are missing, declined or awaiting the offer.</w:t>
       </w:r>
     </w:p>
     <w:p>
@@ -1359,7 +1975,7 @@
         <w:spacing w:after="60"/>
       </w:pPr>
       <w:r>
-        <w:t xml:space="preserve">Score = requirement + 0.6 × sensitivity − 0.3 × effort − 0.4 × privacy, with a small natural-order tie-break; weights are configurable design assumptions.</w:t>
+        <w:t xml:space="preserve">Priority: blocking questions first in configured dependency order (take-home, essentials, debts, debt items, savings, down-payment source, low month), then optional refinements in a curated order. No numeric score.</w:t>
       </w:r>
     </w:p>
     <w:p>
@@ -1372,7 +1988,7 @@
         <w:spacing w:after="60"/>
       </w:pPr>
       <w:r>
-        <w:t xml:space="preserve">Sensitivity = spread of the headline metric when the unknown is substituted by configured low and high bounds, using the Stage 3 engine in partial mode.</w:t>
+        <w:t xml:space="preserve">Stopping: core questioning ends when every selected analysis is available or its blockers are declined or awaiting the offer.</w:t>
       </w:r>
     </w:p>
     <w:p>
@@ -1385,7 +2001,7 @@
         <w:spacing w:after="60"/>
       </w:pPr>
       <w:r>
-        <w:t xml:space="preserve">Stop when all T0 facts are present, there are no conflicts, and the maximum remaining sensitivity is below a configurable threshold.</w:t>
+        <w:t xml:space="preserve">Refinement effect is display-only, shown only when both bounds are user-derived (e.g., flexible spending between zero and monthly leftover).</w:t>
       </w:r>
     </w:p>
     <w:p>
@@ -1398,33 +2014,7 @@
         <w:spacing w:after="60"/>
       </w:pPr>
       <w:r>
-        <w:t xml:space="preserve">Contradictions detected by rules C01–C07 trigger clarification questions; values are never overwritten silently.</w:t>
-      </w:r>
-    </w:p>
-    <w:p>
-      <w:pPr>
-        <w:pStyle w:val="Heading1"/>
-        <w:spacing w:after="160" w:before="360"/>
-      </w:pPr>
-      <w:r>
-        <w:t xml:space="preserve">7. Data architecture</w:t>
-      </w:r>
-    </w:p>
-    <w:p>
-      <w:pPr>
-        <w:spacing w:after="120"/>
-      </w:pPr>
-      <w:r>
-        <w:t xml:space="preserve">Tables: facts (fact_id, session_id, key, value, status, source_kind, uncertainty, evidence, supersedes, timestamps), question_log (question_id, fact_key, score_breakdown, asked_at, answered_at). The ontology (nodes, edges, tiers, validators, question templates) is versioned in the repository as YAML.</w:t>
-      </w:r>
-    </w:p>
-    <w:p>
-      <w:pPr>
-        <w:pStyle w:val="Heading1"/>
-        <w:spacing w:after="160" w:before="360"/>
-      </w:pPr>
-      <w:r>
-        <w:t xml:space="preserve">8. Interface dependencies</w:t>
+        <w:t xml:space="preserve">Rules: hard contradictions trigger clarification; a deficit (H01) or implausible value (H02) is acknowledged once and never blocks.</w:t>
       </w:r>
     </w:p>
     <w:p>
@@ -1437,7 +2027,33 @@
         <w:spacing w:after="60"/>
       </w:pPr>
       <w:r>
-        <w:t xml:space="preserve">Stage 3: compute(profile, offer) with per-metric missing status (required for sensitivity).</w:t>
+        <w:t xml:space="preserve">Declined facts are never re-asked unless reopened; estimates are never re-asked automatically.</w:t>
+      </w:r>
+    </w:p>
+    <w:p>
+      <w:pPr>
+        <w:pStyle w:val="Heading1"/>
+        <w:spacing w:after="160" w:before="360"/>
+      </w:pPr>
+      <w:r>
+        <w:t xml:space="preserve">7. Data architecture</w:t>
+      </w:r>
+    </w:p>
+    <w:p>
+      <w:pPr>
+        <w:spacing w:after="120"/>
+      </w:pPr>
+      <w:r>
+        <w:t xml:space="preserve">Tables: facts (fact_id, session_id, key, value, status, verification, source_kind, uncertainty, evidence, supersedes, timestamps), question_log (question_id, fact_key, priority_class, blocks_analyses, asked/answered/declined timestamps), acknowledgements (rule_id, fact_ids, time). The ontology is versioned YAML; debt items are stored as item facts with their own status.</w:t>
+      </w:r>
+    </w:p>
+    <w:p>
+      <w:pPr>
+        <w:pStyle w:val="Heading1"/>
+        <w:spacing w:after="160" w:before="360"/>
+      </w:pPr>
+      <w:r>
+        <w:t xml:space="preserve">8. Interface dependencies</w:t>
       </w:r>
     </w:p>
     <w:p>
@@ -1450,7 +2066,7 @@
         <w:spacing w:after="60"/>
       </w:pPr>
       <w:r>
-        <w:t xml:space="preserve">Stage 2: loan facts arrive only after verification; unverified terms are not usable.</w:t>
+        <w:t xml:space="preserve">Stage 3: REQUIRED_INPUTS map (readiness) and partial computation (refinement-effect display).</w:t>
       </w:r>
     </w:p>
     <w:p>
@@ -1463,33 +2079,7 @@
         <w:spacing w:after="60"/>
       </w:pPr>
       <w:r>
-        <w:t xml:space="preserve">Stage 6: renders one question at a time with why_we_ask, completeness, skip and estimate controls, and the optional-question list with sensitivity values.</w:t>
-      </w:r>
-    </w:p>
-    <w:p>
-      <w:pPr>
-        <w:pStyle w:val="Heading1"/>
-        <w:spacing w:after="160" w:before="360"/>
-      </w:pPr>
-      <w:r>
-        <w:t xml:space="preserve">9. Deployment requirements</w:t>
-      </w:r>
-    </w:p>
-    <w:p>
-      <w:pPr>
-        <w:spacing w:after="120"/>
-      </w:pPr>
-      <w:r>
-        <w:t xml:space="preserve">Part of the api container; no additional services. Config files are mounted read-only.</w:t>
-      </w:r>
-    </w:p>
-    <w:p>
-      <w:pPr>
-        <w:pStyle w:val="Heading1"/>
-        <w:spacing w:after="160" w:before="360"/>
-      </w:pPr>
-      <w:r>
-        <w:t xml:space="preserve">10. Security requirements</w:t>
+        <w:t xml:space="preserve">Stage 2: loan terms arrive only through a verified or manual LoanOffer; readiness shows awaiting_offer while extraction runs.</w:t>
       </w:r>
     </w:p>
     <w:p>
@@ -1502,7 +2092,33 @@
         <w:spacing w:after="60"/>
       </w:pPr>
       <w:r>
-        <w:t xml:space="preserve">No identity fields in the ontology; the parser schema cannot store them.</w:t>
+        <w:t xml:space="preserve">Stage 6: one question at a time with why_we_ask, skip, decline and estimate controls, the readiness panel and the refinement list.</w:t>
+      </w:r>
+    </w:p>
+    <w:p>
+      <w:pPr>
+        <w:pStyle w:val="Heading1"/>
+        <w:spacing w:after="160" w:before="360"/>
+      </w:pPr>
+      <w:r>
+        <w:t xml:space="preserve">9. Deployment requirements</w:t>
+      </w:r>
+    </w:p>
+    <w:p>
+      <w:pPr>
+        <w:spacing w:after="120"/>
+      </w:pPr>
+      <w:r>
+        <w:t xml:space="preserve">Part of the api container; no additional services. Config files are mounted read-only.</w:t>
+      </w:r>
+    </w:p>
+    <w:p>
+      <w:pPr>
+        <w:pStyle w:val="Heading1"/>
+        <w:spacing w:after="160" w:before="360"/>
+      </w:pPr>
+      <w:r>
+        <w:t xml:space="preserve">10. Security requirements</w:t>
       </w:r>
     </w:p>
     <w:p>
@@ -1515,7 +2131,7 @@
         <w:spacing w:after="60"/>
       </w:pPr>
       <w:r>
-        <w:t xml:space="preserve">Free-text answers regex-screened for SSN and account-number patterns before any LLM call; matches are dropped.</w:t>
+        <w:t xml:space="preserve">No identity fields in the ontology; the parser schema cannot store them.</w:t>
       </w:r>
     </w:p>
     <w:p>
@@ -1528,7 +2144,20 @@
         <w:spacing w:after="60"/>
       </w:pPr>
       <w:r>
-        <w:t xml:space="preserve">T2 facts (credit band, employment detail) asked only when a user-selected goal requires them.</w:t>
+        <w:t xml:space="preserve">Free text reaches the LLM only in paid data mode, after regex screening for SSN and account numbers.</w:t>
+      </w:r>
+    </w:p>
+    <w:p>
+      <w:pPr>
+        <w:pStyle w:val="ListParagraph"/>
+        <w:numPr>
+          <w:ilvl w:val="0"/>
+          <w:numId w:val="2"/>
+        </w:numPr>
+        <w:spacing w:after="60"/>
+      </w:pPr>
+      <w:r>
+        <w:t xml:space="preserve">Savings is asked only when a selected analysis needs it; credit band and employment detail only for an explicit user goal.</w:t>
       </w:r>
     </w:p>
     <w:p>
@@ -1938,7 +2567,7 @@
                 <w:sz w:val="19"/>
                 <w:szCs w:val="19"/>
               </w:rPr>
-              <w:t xml:space="preserve">No data to parameterize priors; hard to explain</w:t>
+              <w:t xml:space="preserve">No data for priors; no agreed utility; hard to explain</w:t>
             </w:r>
           </w:p>
         </w:tc>
@@ -2066,7 +2695,7 @@
                 <w:sz w:val="19"/>
                 <w:szCs w:val="19"/>
               </w:rPr>
-              <w:t xml:space="preserve">Dependency DAG + sensitivity (selected)</w:t>
+              <w:t xml:space="preserve">Dependency graph + readiness and blocking-first priority (selected, v1.1)</w:t>
             </w:r>
           </w:p>
         </w:tc>
@@ -2128,7 +2757,7 @@
                 <w:sz w:val="19"/>
                 <w:szCs w:val="19"/>
               </w:rPr>
-              <w:t xml:space="preserve">—</w:t>
+              <w:t xml:space="preserve">v1.0 sensitivity-weighted ranking replaced in the audit</w:t>
             </w:r>
           </w:p>
         </w:tc>
@@ -2727,7 +3356,7 @@
                 <w:sz w:val="19"/>
                 <w:szCs w:val="19"/>
               </w:rPr>
-              <w:t xml:space="preserve">Ontology YAML + ledger + typed-fact endpoints</w:t>
+              <w:t xml:space="preserve">Ontology v1.1, ledger with status and verification, typed facts, readiness</w:t>
             </w:r>
           </w:p>
         </w:tc>
@@ -2822,7 +3451,7 @@
                 <w:sz w:val="19"/>
                 <w:szCs w:val="19"/>
               </w:rPr>
-              <w:t xml:space="preserve">Ranker, why_we_ask, stopping</w:t>
+              <w:t xml:space="preserve">Blocking-first priority, why_we_ask, H01/H02, debt items, two-track coordination</w:t>
             </w:r>
           </w:p>
         </w:tc>
@@ -2917,7 +3546,7 @@
                 <w:sz w:val="19"/>
                 <w:szCs w:val="19"/>
               </w:rPr>
-              <w:t xml:space="preserve">LLM answer parser with widget fallback</w:t>
+              <w:t xml:space="preserve">LLM answer parser (paid mode) with widget fallback</w:t>
             </w:r>
           </w:p>
         </w:tc>
@@ -2979,7 +3608,7 @@
                 <w:sz w:val="19"/>
                 <w:szCs w:val="19"/>
               </w:rPr>
-              <w:t xml:space="preserve">Free-text answers accepted; offline mode works</w:t>
+              <w:t xml:space="preserve">Free text accepted when permitted; offline mode works</w:t>
             </w:r>
           </w:p>
         </w:tc>
@@ -3012,7 +3641,7 @@
                 <w:sz w:val="19"/>
                 <w:szCs w:val="19"/>
               </w:rPr>
-              <w:t xml:space="preserve">Persona snapshot tests, redundancy simulation</w:t>
+              <w:t xml:space="preserve">Persona, re-ask, priority-invariant and readiness-parity tests</w:t>
             </w:r>
           </w:p>
         </w:tc>
@@ -3043,7 +3672,7 @@
                 <w:sz w:val="19"/>
                 <w:szCs w:val="19"/>
               </w:rPr>
-              <w:t xml:space="preserve">CP3</w:t>
+              <w:t xml:space="preserve">CP2</w:t>
             </w:r>
           </w:p>
         </w:tc>
@@ -3074,7 +3703,7 @@
                 <w:sz w:val="19"/>
                 <w:szCs w:val="19"/>
               </w:rPr>
-              <w:t xml:space="preserve">Acceptance tests A-01 to A-04 green</w:t>
+              <w:t xml:space="preserve">A-01r to A-04 and A-20 to A-23 green</w:t>
             </w:r>
           </w:p>
         </w:tc>
@@ -3104,7 +3733,7 @@
         <w:spacing w:after="60"/>
       </w:pPr>
       <w:r>
-        <w:t xml:space="preserve">Deterministic ranking snapshot tests for three personas.</w:t>
+        <w:t xml:space="preserve">Exact persona sequences (A-01r).</w:t>
       </w:r>
     </w:p>
     <w:p>
@@ -3117,7 +3746,7 @@
         <w:spacing w:after="60"/>
       </w:pPr>
       <w:r>
-        <w:t xml:space="preserve">1,000-session simulation with zero repeated questions.</w:t>
+        <w:t xml:space="preserve">1,000 sessions with skips and declines: zero re-asks (A-03r).</w:t>
       </w:r>
     </w:p>
     <w:p>
@@ -3130,7 +3759,7 @@
         <w:spacing w:after="60"/>
       </w:pPr>
       <w:r>
-        <w:t xml:space="preserve">Seeded contradictions caught by rules at 90% or better.</w:t>
+        <w:t xml:space="preserve">No refinement question while a blocking one exists (A-20).</w:t>
       </w:r>
     </w:p>
     <w:p>
@@ -3143,7 +3772,20 @@
         <w:spacing w:after="60"/>
       </w:pPr>
       <w:r>
-        <w:t xml:space="preserve">Parser test set of 40 answers with at least 90% key accuracy and zero hallucinated keys.</w:t>
+        <w:t xml:space="preserve">Deficit acknowledgement (A-21); debt item completeness (A-22); readiness parity with engine REQUIRED_INPUTS (A-23).</w:t>
+      </w:r>
+    </w:p>
+    <w:p>
+      <w:pPr>
+        <w:pStyle w:val="ListParagraph"/>
+        <w:numPr>
+          <w:ilvl w:val="0"/>
+          <w:numId w:val="2"/>
+        </w:numPr>
+        <w:spacing w:after="60"/>
+      </w:pPr>
+      <w:r>
+        <w:t xml:space="preserve">Parser set of 40 answers, reported as measured.</w:t>
       </w:r>
     </w:p>
     <w:p>
@@ -3160,7 +3802,7 @@
         <w:spacing w:after="120"/>
       </w:pPr>
       <w:r>
-        <w:t xml:space="preserve">Implement the dependency-graph question engine with the fact ledger as the first intake deliverable (typed widgets only), add sensitivity ranking and the LLM parser after the vertical slice, and describe the capability to judges precisely: a typed dependency graph with provenance that decides what to ask and explains why — not a graph database and not an autonomous agent.</w:t>
+        <w:t xml:space="preserve">Build the ledger and readiness first (typed widgets only), then blocking-first priority and two-track intake, then the LLM parser where the data mode allows it. Describe the capability precisely: a typed dependency graph that knows which analyses can run, asks only what unlocks them, and explains why. It is not a graph database and not an autonomous agent.</w:t>
       </w:r>
     </w:p>
     <w:sectPr>
